--- a/ClaudeCode-2026Setup-n-Skills.docx
+++ b/ClaudeCode-2026Setup-n-Skills.docx
@@ -4176,7 +4176,7 @@
                 <w:sz w:val="19"/>
                 <w:szCs w:val="19"/>
               </w:rPr>
-              <w:t xml:space="preserve">npx skills add https://github.com/cloudflare/security-audit-skill --skill security-audit</w:t>
+              <w:t xml:space="preserve">npx skills add https://github.com/cloudflare/security-audit-skill --skill security-audit -a claude-code -g</w:t>
             </w:r>
           </w:p>
         </w:tc>

--- a/ClaudeCode-2026Setup-n-Skills.docx
+++ b/ClaudeCode-2026Setup-n-Skills.docx
@@ -3187,7 +3187,7 @@
         <w:spacing w:after="120"/>
       </w:pPr>
       <w:r>
-        <w:t xml:space="preserve">The Cloudflare step may ask you to confirm the install in the terminal. Answer the prompt to continue.</w:t>
+        <w:t xml:space="preserve">The Cloudflare step asks “Proceed with installation?” in the terminal. Answer Yes to continue.</w:t>
       </w:r>
     </w:p>
     <w:p>
@@ -4820,7 +4820,7 @@
           <w:bCs/>
           <w:color w:val="1F3864"/>
         </w:rPr>
-        <w:t xml:space="preserve">Install from the integrated terminal (PowerShell)</w:t>
+        <w:t>Install as a plugin (see “How to install a plugin”)</w:t>
       </w:r>
     </w:p>
     <w:tbl>
